--- a/2024BC26670_Sangitha_V.docx
+++ b/2024BC26670_Sangitha_V.docx
@@ -9552,7 +9552,7 @@
               <w:rPr>
                 <w:sz w:val="18"/>
               </w:rPr>
-              <w:t>AMLDL_Assignment2_AdventureWorks.ipynb</w:t>
+              <w:t>2024BC26670_Sangitha_V.ipynb</w:t>
             </w:r>
           </w:p>
         </w:tc>
